--- a/DangTienDung_DH52200530.docx
+++ b/DangTienDung_DH52200530.docx
@@ -58,6 +58,9 @@
         <w:ind w:firstLine="360"/>
       </w:pPr>
       <w:r>
+        <w:rPr>
+          <w:noProof/>
+        </w:rPr>
         <w:drawing>
           <wp:inline distT="0" distB="0" distL="0" distR="0" wp14:anchorId="17AC8108" wp14:editId="6C1F2987">
             <wp:extent cx="5943600" cy="3543300"/>
@@ -96,6 +99,181 @@
       </w:r>
     </w:p>
     <w:p/>
+    <w:p>
+      <w:r>
+        <w:t>Huong dan chay file .sh</w:t>
+      </w:r>
+    </w:p>
+    <w:p>
+      <w:pPr>
+        <w:pStyle w:val="ListParagraph"/>
+        <w:numPr>
+          <w:ilvl w:val="0"/>
+          <w:numId w:val="2"/>
+        </w:numPr>
+      </w:pPr>
+      <w:r>
+        <w:t xml:space="preserve">Chuan bi san moi truong de chay file .sh </w:t>
+      </w:r>
+    </w:p>
+    <w:p>
+      <w:pPr>
+        <w:ind w:firstLine="360"/>
+      </w:pPr>
+      <w:r>
+        <w:t>Vidu: git bash</w:t>
+      </w:r>
+    </w:p>
+    <w:p>
+      <w:pPr>
+        <w:pStyle w:val="ListParagraph"/>
+        <w:numPr>
+          <w:ilvl w:val="0"/>
+          <w:numId w:val="2"/>
+        </w:numPr>
+      </w:pPr>
+      <w:r>
+        <w:t>Tro den thu muc chua file can chay</w:t>
+      </w:r>
+    </w:p>
+    <w:p>
+      <w:pPr>
+        <w:pStyle w:val="ListParagraph"/>
+        <w:numPr>
+          <w:ilvl w:val="0"/>
+          <w:numId w:val="2"/>
+        </w:numPr>
+      </w:pPr>
+      <w:r>
+        <w:t>go lenh bash   &lt;namefile.sh&gt;</w:t>
+      </w:r>
+    </w:p>
+    <w:p>
+      <w:pPr>
+        <w:pStyle w:val="ListParagraph"/>
+      </w:pPr>
+      <w:r>
+        <w:t xml:space="preserve">vi du </w:t>
+      </w:r>
+      <w:r>
+        <w:t xml:space="preserve">: </w:t>
+      </w:r>
+      <w:r>
+        <w:drawing>
+          <wp:inline distT="0" distB="0" distL="0" distR="0" wp14:anchorId="2EAAC74E" wp14:editId="68ACD7DF">
+            <wp:extent cx="4020111" cy="771633"/>
+            <wp:effectExtent l="0" t="0" r="0" b="9525"/>
+            <wp:docPr id="1647582319" name="Picture 1" descr="A black screen with yellow and purple text&#10;&#10;Description automatically generated"/>
+            <wp:cNvGraphicFramePr>
+              <a:graphicFrameLocks xmlns:a="http://schemas.openxmlformats.org/drawingml/2006/main" noChangeAspect="1"/>
+            </wp:cNvGraphicFramePr>
+            <a:graphic xmlns:a="http://schemas.openxmlformats.org/drawingml/2006/main">
+              <a:graphicData uri="http://schemas.openxmlformats.org/drawingml/2006/picture">
+                <pic:pic xmlns:pic="http://schemas.openxmlformats.org/drawingml/2006/picture">
+                  <pic:nvPicPr>
+                    <pic:cNvPr id="1647582319" name="Picture 1" descr="A black screen with yellow and purple text&#10;&#10;Description automatically generated"/>
+                    <pic:cNvPicPr/>
+                  </pic:nvPicPr>
+                  <pic:blipFill>
+                    <a:blip r:embed="rId6"/>
+                    <a:stretch>
+                      <a:fillRect/>
+                    </a:stretch>
+                  </pic:blipFill>
+                  <pic:spPr>
+                    <a:xfrm>
+                      <a:off x="0" y="0"/>
+                      <a:ext cx="4020111" cy="771633"/>
+                    </a:xfrm>
+                    <a:prstGeom prst="rect">
+                      <a:avLst/>
+                    </a:prstGeom>
+                  </pic:spPr>
+                </pic:pic>
+              </a:graphicData>
+            </a:graphic>
+          </wp:inline>
+        </w:drawing>
+      </w:r>
+    </w:p>
+    <w:p>
+      <w:r>
+        <w:lastRenderedPageBreak/>
+        <w:t>huong dan chay file .cpp</w:t>
+      </w:r>
+    </w:p>
+    <w:p>
+      <w:pPr>
+        <w:pStyle w:val="ListParagraph"/>
+        <w:numPr>
+          <w:ilvl w:val="0"/>
+          <w:numId w:val="3"/>
+        </w:numPr>
+      </w:pPr>
+      <w:r>
+        <w:t>chuan bi moi truong co chua g++ hoac gcc</w:t>
+      </w:r>
+    </w:p>
+    <w:p>
+      <w:pPr>
+        <w:pStyle w:val="ListParagraph"/>
+        <w:numPr>
+          <w:ilvl w:val="0"/>
+          <w:numId w:val="3"/>
+        </w:numPr>
+      </w:pPr>
+      <w:r>
+        <w:t>tro den thu mucc chua file .cpp can chay</w:t>
+      </w:r>
+    </w:p>
+    <w:p>
+      <w:pPr>
+        <w:pStyle w:val="ListParagraph"/>
+        <w:numPr>
+          <w:ilvl w:val="0"/>
+          <w:numId w:val="3"/>
+        </w:numPr>
+      </w:pPr>
+      <w:r>
+        <w:t xml:space="preserve">go lenh g++ &lt;namefile.cpp&gt; -o namefile </w:t>
+      </w:r>
+    </w:p>
+    <w:p>
+      <w:pPr>
+        <w:pStyle w:val="ListParagraph"/>
+        <w:numPr>
+          <w:ilvl w:val="0"/>
+          <w:numId w:val="3"/>
+        </w:numPr>
+      </w:pPr>
+      <w:r>
+        <w:t>go lenh ./namfile day chay truong trinh</w:t>
+      </w:r>
+    </w:p>
+    <w:p>
+      <w:pPr>
+        <w:pStyle w:val="ListParagraph"/>
+      </w:pPr>
+      <w:r>
+        <w:t>vd :</w:t>
+      </w:r>
+    </w:p>
+    <w:p>
+      <w:pPr>
+        <w:pStyle w:val="ListParagraph"/>
+      </w:pPr>
+      <w:r>
+        <w:t>g++ main.cpp -o maincpp</w:t>
+      </w:r>
+    </w:p>
+    <w:p>
+      <w:pPr>
+        <w:pStyle w:val="ListParagraph"/>
+      </w:pPr>
+      <w:r>
+        <w:t>./maincpp</w:t>
+      </w:r>
+    </w:p>
     <w:sectPr>
       <w:pgSz w:w="12240" w:h="15840"/>
       <w:pgMar w:top="1440" w:right="1440" w:bottom="1440" w:left="1440" w:header="720" w:footer="720" w:gutter="0"/>
@@ -128,9 +306,192 @@
       </w:rPr>
     </w:lvl>
   </w:abstractNum>
+  <w:abstractNum w:abstractNumId="1" w15:restartNumberingAfterBreak="0">
+    <w:nsid w:val="129F214C"/>
+    <w:multiLevelType w:val="hybridMultilevel"/>
+    <w:tmpl w:val="011CF9BC"/>
+    <w:lvl w:ilvl="0" w:tplc="0409000F">
+      <w:start w:val="1"/>
+      <w:numFmt w:val="decimal"/>
+      <w:lvlText w:val="%1."/>
+      <w:lvlJc w:val="left"/>
+      <w:pPr>
+        <w:ind w:left="720" w:hanging="360"/>
+      </w:pPr>
+      <w:rPr>
+        <w:rFonts w:hint="default"/>
+      </w:rPr>
+    </w:lvl>
+    <w:lvl w:ilvl="1" w:tplc="04090019" w:tentative="1">
+      <w:start w:val="1"/>
+      <w:numFmt w:val="lowerLetter"/>
+      <w:lvlText w:val="%2."/>
+      <w:lvlJc w:val="left"/>
+      <w:pPr>
+        <w:ind w:left="1440" w:hanging="360"/>
+      </w:pPr>
+    </w:lvl>
+    <w:lvl w:ilvl="2" w:tplc="0409001B" w:tentative="1">
+      <w:start w:val="1"/>
+      <w:numFmt w:val="lowerRoman"/>
+      <w:lvlText w:val="%3."/>
+      <w:lvlJc w:val="right"/>
+      <w:pPr>
+        <w:ind w:left="2160" w:hanging="180"/>
+      </w:pPr>
+    </w:lvl>
+    <w:lvl w:ilvl="3" w:tplc="0409000F" w:tentative="1">
+      <w:start w:val="1"/>
+      <w:numFmt w:val="decimal"/>
+      <w:lvlText w:val="%4."/>
+      <w:lvlJc w:val="left"/>
+      <w:pPr>
+        <w:ind w:left="2880" w:hanging="360"/>
+      </w:pPr>
+    </w:lvl>
+    <w:lvl w:ilvl="4" w:tplc="04090019" w:tentative="1">
+      <w:start w:val="1"/>
+      <w:numFmt w:val="lowerLetter"/>
+      <w:lvlText w:val="%5."/>
+      <w:lvlJc w:val="left"/>
+      <w:pPr>
+        <w:ind w:left="3600" w:hanging="360"/>
+      </w:pPr>
+    </w:lvl>
+    <w:lvl w:ilvl="5" w:tplc="0409001B" w:tentative="1">
+      <w:start w:val="1"/>
+      <w:numFmt w:val="lowerRoman"/>
+      <w:lvlText w:val="%6."/>
+      <w:lvlJc w:val="right"/>
+      <w:pPr>
+        <w:ind w:left="4320" w:hanging="180"/>
+      </w:pPr>
+    </w:lvl>
+    <w:lvl w:ilvl="6" w:tplc="0409000F" w:tentative="1">
+      <w:start w:val="1"/>
+      <w:numFmt w:val="decimal"/>
+      <w:lvlText w:val="%7."/>
+      <w:lvlJc w:val="left"/>
+      <w:pPr>
+        <w:ind w:left="5040" w:hanging="360"/>
+      </w:pPr>
+    </w:lvl>
+    <w:lvl w:ilvl="7" w:tplc="04090019" w:tentative="1">
+      <w:start w:val="1"/>
+      <w:numFmt w:val="lowerLetter"/>
+      <w:lvlText w:val="%8."/>
+      <w:lvlJc w:val="left"/>
+      <w:pPr>
+        <w:ind w:left="5760" w:hanging="360"/>
+      </w:pPr>
+    </w:lvl>
+    <w:lvl w:ilvl="8" w:tplc="0409001B" w:tentative="1">
+      <w:start w:val="1"/>
+      <w:numFmt w:val="lowerRoman"/>
+      <w:lvlText w:val="%9."/>
+      <w:lvlJc w:val="right"/>
+      <w:pPr>
+        <w:ind w:left="6480" w:hanging="180"/>
+      </w:pPr>
+    </w:lvl>
+  </w:abstractNum>
+  <w:abstractNum w:abstractNumId="2" w15:restartNumberingAfterBreak="0">
+    <w:nsid w:val="5EC324B8"/>
+    <w:multiLevelType w:val="hybridMultilevel"/>
+    <w:tmpl w:val="D0DE6758"/>
+    <w:lvl w:ilvl="0" w:tplc="0409000F">
+      <w:start w:val="1"/>
+      <w:numFmt w:val="decimal"/>
+      <w:lvlText w:val="%1."/>
+      <w:lvlJc w:val="left"/>
+      <w:pPr>
+        <w:ind w:left="720" w:hanging="360"/>
+      </w:pPr>
+      <w:rPr>
+        <w:rFonts w:hint="default"/>
+      </w:rPr>
+    </w:lvl>
+    <w:lvl w:ilvl="1" w:tplc="04090019" w:tentative="1">
+      <w:start w:val="1"/>
+      <w:numFmt w:val="lowerLetter"/>
+      <w:lvlText w:val="%2."/>
+      <w:lvlJc w:val="left"/>
+      <w:pPr>
+        <w:ind w:left="1440" w:hanging="360"/>
+      </w:pPr>
+    </w:lvl>
+    <w:lvl w:ilvl="2" w:tplc="0409001B" w:tentative="1">
+      <w:start w:val="1"/>
+      <w:numFmt w:val="lowerRoman"/>
+      <w:lvlText w:val="%3."/>
+      <w:lvlJc w:val="right"/>
+      <w:pPr>
+        <w:ind w:left="2160" w:hanging="180"/>
+      </w:pPr>
+    </w:lvl>
+    <w:lvl w:ilvl="3" w:tplc="0409000F" w:tentative="1">
+      <w:start w:val="1"/>
+      <w:numFmt w:val="decimal"/>
+      <w:lvlText w:val="%4."/>
+      <w:lvlJc w:val="left"/>
+      <w:pPr>
+        <w:ind w:left="2880" w:hanging="360"/>
+      </w:pPr>
+    </w:lvl>
+    <w:lvl w:ilvl="4" w:tplc="04090019" w:tentative="1">
+      <w:start w:val="1"/>
+      <w:numFmt w:val="lowerLetter"/>
+      <w:lvlText w:val="%5."/>
+      <w:lvlJc w:val="left"/>
+      <w:pPr>
+        <w:ind w:left="3600" w:hanging="360"/>
+      </w:pPr>
+    </w:lvl>
+    <w:lvl w:ilvl="5" w:tplc="0409001B" w:tentative="1">
+      <w:start w:val="1"/>
+      <w:numFmt w:val="lowerRoman"/>
+      <w:lvlText w:val="%6."/>
+      <w:lvlJc w:val="right"/>
+      <w:pPr>
+        <w:ind w:left="4320" w:hanging="180"/>
+      </w:pPr>
+    </w:lvl>
+    <w:lvl w:ilvl="6" w:tplc="0409000F" w:tentative="1">
+      <w:start w:val="1"/>
+      <w:numFmt w:val="decimal"/>
+      <w:lvlText w:val="%7."/>
+      <w:lvlJc w:val="left"/>
+      <w:pPr>
+        <w:ind w:left="5040" w:hanging="360"/>
+      </w:pPr>
+    </w:lvl>
+    <w:lvl w:ilvl="7" w:tplc="04090019" w:tentative="1">
+      <w:start w:val="1"/>
+      <w:numFmt w:val="lowerLetter"/>
+      <w:lvlText w:val="%8."/>
+      <w:lvlJc w:val="left"/>
+      <w:pPr>
+        <w:ind w:left="5760" w:hanging="360"/>
+      </w:pPr>
+    </w:lvl>
+    <w:lvl w:ilvl="8" w:tplc="0409001B" w:tentative="1">
+      <w:start w:val="1"/>
+      <w:numFmt w:val="lowerRoman"/>
+      <w:lvlText w:val="%9."/>
+      <w:lvlJc w:val="right"/>
+      <w:pPr>
+        <w:ind w:left="6480" w:hanging="180"/>
+      </w:pPr>
+    </w:lvl>
+  </w:abstractNum>
   <w:num w:numId="1" w16cid:durableId="137772667">
     <w:abstractNumId w:val="0"/>
-    <w:lvlOverride w:ilvl="0"/>
+  </w:num>
+  <w:num w:numId="2" w16cid:durableId="1551454495">
+    <w:abstractNumId w:val="2"/>
+  </w:num>
+  <w:num w:numId="3" w16cid:durableId="1893080258">
+    <w:abstractNumId w:val="1"/>
   </w:num>
 </w:numbering>
 </file>
